--- a/storage/app/templates/otziv.docx
+++ b/storage/app/templates/otziv.docx
@@ -199,36 +199,107 @@
           <w:szCs w:val="24"/>
           <w:lang w:eastAsia="ru-RU"/>
         </w:rPr>
-        <w:t>ся по специальности</w:t>
-      </w:r>
-      <w:r>
-        <w:rPr>
-          <w:rFonts w:ascii="Times New Roman" w:eastAsia="Times New Roman" w:hAnsi="Times New Roman" w:cs="Times New Roman"/>
-          <w:sz w:val="24"/>
-          <w:szCs w:val="24"/>
-          <w:lang w:eastAsia="ru-RU"/>
-        </w:rPr>
-        <w:t xml:space="preserve"> ${</w:t>
-      </w:r>
-      <w:r>
-        <w:rPr>
-          <w:rFonts w:ascii="Times New Roman" w:eastAsia="Times New Roman" w:hAnsi="Times New Roman" w:cs="Times New Roman"/>
-          <w:sz w:val="24"/>
-          <w:szCs w:val="24"/>
+        <w:t xml:space="preserve">ся по </w:t>
+      </w:r>
+      <w:proofErr w:type="gramStart"/>
+      <w:r>
+        <w:rPr>
+          <w:rFonts w:ascii="Times New Roman" w:eastAsia="Times New Roman" w:hAnsi="Times New Roman" w:cs="Times New Roman"/>
+          <w:sz w:val="24"/>
+          <w:szCs w:val="24"/>
+          <w:lang w:eastAsia="ru-RU"/>
+        </w:rPr>
+        <w:t>специальности</w:t>
+      </w:r>
+      <w:r>
+        <w:rPr>
+          <w:rFonts w:ascii="Times New Roman" w:eastAsia="Times New Roman" w:hAnsi="Times New Roman" w:cs="Times New Roman"/>
+          <w:sz w:val="24"/>
+          <w:szCs w:val="24"/>
+          <w:lang w:eastAsia="ru-RU"/>
+        </w:rPr>
+        <w:t xml:space="preserve"> </w:t>
+      </w:r>
+      <w:r>
+        <w:rPr>
+          <w:rFonts w:ascii="Times New Roman" w:eastAsia="Times New Roman" w:hAnsi="Times New Roman" w:cs="Times New Roman"/>
+          <w:sz w:val="24"/>
+          <w:szCs w:val="24"/>
+          <w:u w:val="single"/>
+          <w:lang w:eastAsia="ru-RU"/>
+        </w:rPr>
+        <w:t xml:space="preserve"> $</w:t>
+      </w:r>
+      <w:proofErr w:type="gramEnd"/>
+      <w:r>
+        <w:rPr>
+          <w:rFonts w:ascii="Times New Roman" w:eastAsia="Times New Roman" w:hAnsi="Times New Roman" w:cs="Times New Roman"/>
+          <w:sz w:val="24"/>
+          <w:szCs w:val="24"/>
+          <w:u w:val="single"/>
+          <w:lang w:eastAsia="ru-RU"/>
+        </w:rPr>
+        <w:t>{</w:t>
+      </w:r>
+      <w:r>
+        <w:rPr>
+          <w:rFonts w:ascii="Times New Roman" w:eastAsia="Times New Roman" w:hAnsi="Times New Roman" w:cs="Times New Roman"/>
+          <w:sz w:val="24"/>
+          <w:szCs w:val="24"/>
+          <w:u w:val="single"/>
           <w:lang w:val="en-US" w:eastAsia="ru-RU"/>
         </w:rPr>
         <w:t>specialty</w:t>
       </w:r>
-      <w:bookmarkStart w:id="0" w:name="_GoBack"/>
-      <w:bookmarkEnd w:id="0"/>
-      <w:r>
-        <w:rPr>
-          <w:rFonts w:ascii="Times New Roman" w:eastAsia="Times New Roman" w:hAnsi="Times New Roman" w:cs="Times New Roman"/>
-          <w:sz w:val="24"/>
-          <w:szCs w:val="24"/>
+      <w:r>
+        <w:rPr>
+          <w:rFonts w:ascii="Times New Roman" w:eastAsia="Times New Roman" w:hAnsi="Times New Roman" w:cs="Times New Roman"/>
+          <w:sz w:val="24"/>
+          <w:szCs w:val="24"/>
+          <w:u w:val="single"/>
           <w:lang w:eastAsia="ru-RU"/>
         </w:rPr>
         <w:t>}</w:t>
+      </w:r>
+      <w:r>
+        <w:rPr>
+          <w:rFonts w:ascii="Times New Roman" w:eastAsia="Times New Roman" w:hAnsi="Times New Roman" w:cs="Times New Roman"/>
+          <w:sz w:val="24"/>
+          <w:szCs w:val="24"/>
+          <w:u w:val="single"/>
+          <w:lang w:eastAsia="ru-RU"/>
+        </w:rPr>
+        <w:tab/>
+      </w:r>
+      <w:r>
+        <w:rPr>
+          <w:rFonts w:ascii="Times New Roman" w:eastAsia="Times New Roman" w:hAnsi="Times New Roman" w:cs="Times New Roman"/>
+          <w:sz w:val="24"/>
+          <w:szCs w:val="24"/>
+          <w:u w:val="single"/>
+          <w:lang w:eastAsia="ru-RU"/>
+        </w:rPr>
+        <w:tab/>
+      </w:r>
+      <w:r>
+        <w:rPr>
+          <w:rFonts w:ascii="Times New Roman" w:eastAsia="Times New Roman" w:hAnsi="Times New Roman" w:cs="Times New Roman"/>
+          <w:sz w:val="24"/>
+          <w:szCs w:val="24"/>
+          <w:u w:val="single"/>
+          <w:lang w:eastAsia="ru-RU"/>
+        </w:rPr>
+        <w:tab/>
+      </w:r>
+      <w:r>
+        <w:rPr>
+          <w:rFonts w:ascii="Times New Roman" w:eastAsia="Times New Roman" w:hAnsi="Times New Roman" w:cs="Times New Roman"/>
+          <w:sz w:val="24"/>
+          <w:szCs w:val="24"/>
+          <w:u w:val="single"/>
+          <w:lang w:eastAsia="ru-RU"/>
+        </w:rPr>
+        <w:tab/>
       </w:r>
     </w:p>
     <w:p>
@@ -257,116 +328,111 @@
       <w:pPr>
         <w:spacing w:line="240" w:lineRule="auto"/>
         <w:contextualSpacing/>
-        <w:jc w:val="center"/>
         <w:rPr>
           <w:rFonts w:ascii="Times New Roman" w:eastAsia="Calibri" w:hAnsi="Times New Roman" w:cs="Times New Roman"/>
-          <w:i/>
-          <w:sz w:val="20"/>
-          <w:szCs w:val="20"/>
+          <w:iCs/>
+          <w:sz w:val="24"/>
+          <w:szCs w:val="24"/>
         </w:rPr>
       </w:pPr>
+      <w:proofErr w:type="gramStart"/>
+      <w:r>
+        <w:rPr>
+          <w:rFonts w:ascii="Times New Roman" w:eastAsia="Calibri" w:hAnsi="Times New Roman" w:cs="Times New Roman"/>
+          <w:iCs/>
+          <w:sz w:val="24"/>
+          <w:szCs w:val="24"/>
+        </w:rPr>
+        <w:t xml:space="preserve">Квалификация: </w:t>
+      </w:r>
+      <w:r>
+        <w:rPr>
+          <w:rFonts w:ascii="Times New Roman" w:eastAsia="Times New Roman" w:hAnsi="Times New Roman" w:cs="Times New Roman"/>
+          <w:sz w:val="24"/>
+          <w:szCs w:val="24"/>
+          <w:u w:val="single"/>
+          <w:lang w:val="en-US" w:eastAsia="ru-RU"/>
+        </w:rPr>
+        <w:t xml:space="preserve"> $</w:t>
+      </w:r>
+      <w:proofErr w:type="gramEnd"/>
+      <w:r>
+        <w:rPr>
+          <w:rFonts w:ascii="Times New Roman" w:eastAsia="Times New Roman" w:hAnsi="Times New Roman" w:cs="Times New Roman"/>
+          <w:sz w:val="24"/>
+          <w:szCs w:val="24"/>
+          <w:u w:val="single"/>
+          <w:lang w:val="en-US" w:eastAsia="ru-RU"/>
+        </w:rPr>
+        <w:t>{qualification}</w:t>
+      </w:r>
+      <w:r>
+        <w:rPr>
+          <w:rFonts w:ascii="Times New Roman" w:eastAsia="Times New Roman" w:hAnsi="Times New Roman" w:cs="Times New Roman"/>
+          <w:sz w:val="24"/>
+          <w:szCs w:val="24"/>
+          <w:u w:val="single"/>
+          <w:lang w:val="en-US" w:eastAsia="ru-RU"/>
+        </w:rPr>
+        <w:tab/>
+      </w:r>
+      <w:r>
+        <w:rPr>
+          <w:rFonts w:ascii="Times New Roman" w:eastAsia="Times New Roman" w:hAnsi="Times New Roman" w:cs="Times New Roman"/>
+          <w:sz w:val="24"/>
+          <w:szCs w:val="24"/>
+          <w:u w:val="single"/>
+          <w:lang w:val="en-US" w:eastAsia="ru-RU"/>
+        </w:rPr>
+        <w:tab/>
+      </w:r>
+      <w:r>
+        <w:rPr>
+          <w:rFonts w:ascii="Times New Roman" w:eastAsia="Times New Roman" w:hAnsi="Times New Roman" w:cs="Times New Roman"/>
+          <w:sz w:val="24"/>
+          <w:szCs w:val="24"/>
+          <w:u w:val="single"/>
+          <w:lang w:val="en-US" w:eastAsia="ru-RU"/>
+        </w:rPr>
+        <w:tab/>
+      </w:r>
+      <w:r>
+        <w:rPr>
+          <w:rFonts w:ascii="Times New Roman" w:eastAsia="Times New Roman" w:hAnsi="Times New Roman" w:cs="Times New Roman"/>
+          <w:sz w:val="24"/>
+          <w:szCs w:val="24"/>
+          <w:u w:val="single"/>
+          <w:lang w:val="en-US" w:eastAsia="ru-RU"/>
+        </w:rPr>
+        <w:tab/>
+      </w:r>
+      <w:r>
+        <w:rPr>
+          <w:rFonts w:ascii="Times New Roman" w:eastAsia="Times New Roman" w:hAnsi="Times New Roman" w:cs="Times New Roman"/>
+          <w:sz w:val="24"/>
+          <w:szCs w:val="24"/>
+          <w:u w:val="single"/>
+          <w:lang w:val="en-US" w:eastAsia="ru-RU"/>
+        </w:rPr>
+        <w:tab/>
+      </w:r>
+      <w:bookmarkStart w:id="0" w:name="_GoBack"/>
+      <w:bookmarkEnd w:id="0"/>
+      <w:r>
+        <w:rPr>
+          <w:rFonts w:ascii="Times New Roman" w:eastAsia="Times New Roman" w:hAnsi="Times New Roman" w:cs="Times New Roman"/>
+          <w:sz w:val="24"/>
+          <w:szCs w:val="24"/>
+          <w:u w:val="single"/>
+          <w:lang w:eastAsia="ru-RU"/>
+        </w:rPr>
+        <w:tab/>
+      </w:r>
     </w:p>
-    <w:tbl>
-      <w:tblPr>
-        <w:tblStyle w:val="aa"/>
-        <w:tblW w:w="0" w:type="auto"/>
-        <w:tblInd w:w="0" w:type="dxa"/>
-        <w:tblLook w:val="04A0" w:firstRow="1" w:lastRow="0" w:firstColumn="1" w:lastColumn="0" w:noHBand="0" w:noVBand="1"/>
-      </w:tblPr>
-      <w:tblGrid>
-        <w:gridCol w:w="1673"/>
-        <w:gridCol w:w="7965"/>
-      </w:tblGrid>
-      <w:tr>
-        <w:tc>
-          <w:tcPr>
-            <w:tcW w:w="1276" w:type="dxa"/>
-            <w:tcBorders>
-              <w:top w:val="nil"/>
-              <w:left w:val="nil"/>
-              <w:bottom w:val="nil"/>
-              <w:right w:val="nil"/>
-            </w:tcBorders>
-          </w:tcPr>
-          <w:p>
-            <w:pPr>
-              <w:spacing w:before="100" w:beforeAutospacing="1"/>
-              <w:ind w:left="-113"/>
-              <w:contextualSpacing/>
-              <w:rPr>
-                <w:rFonts w:eastAsia="Calibri"/>
-                <w:sz w:val="24"/>
-                <w:szCs w:val="24"/>
-                <w:lang w:eastAsia="en-US"/>
-              </w:rPr>
-            </w:pPr>
-            <w:r>
-              <w:rPr>
-                <w:rFonts w:eastAsia="Calibri"/>
-                <w:sz w:val="24"/>
-                <w:szCs w:val="24"/>
-                <w:lang w:eastAsia="en-US"/>
-              </w:rPr>
-              <w:t>Квалификация:</w:t>
-            </w:r>
-          </w:p>
-        </w:tc>
-        <w:tc>
-          <w:tcPr>
-            <w:tcW w:w="8079" w:type="dxa"/>
-            <w:tcBorders>
-              <w:top w:val="nil"/>
-              <w:left w:val="nil"/>
-              <w:bottom w:val="single" w:sz="4" w:space="0" w:color="auto"/>
-              <w:right w:val="nil"/>
-            </w:tcBorders>
-          </w:tcPr>
-          <w:p>
-            <w:pPr>
-              <w:spacing w:before="100" w:beforeAutospacing="1" w:after="160"/>
-              <w:ind w:left="-113"/>
-              <w:contextualSpacing/>
-              <w:rPr>
-                <w:rFonts w:eastAsia="Calibri"/>
-                <w:sz w:val="24"/>
-                <w:szCs w:val="24"/>
-                <w:lang w:eastAsia="en-US"/>
-              </w:rPr>
-            </w:pPr>
-            <w:r>
-              <w:rPr>
-                <w:rFonts w:eastAsia="Calibri"/>
-                <w:sz w:val="24"/>
-                <w:szCs w:val="24"/>
-                <w:lang w:eastAsia="en-US"/>
-              </w:rPr>
-              <w:t>${</w:t>
-            </w:r>
-            <w:r>
-              <w:rPr>
-                <w:rFonts w:eastAsia="Calibri"/>
-                <w:sz w:val="24"/>
-                <w:szCs w:val="24"/>
-                <w:lang w:val="en-US" w:eastAsia="en-US"/>
-              </w:rPr>
-              <w:t>qualification</w:t>
-            </w:r>
-            <w:r>
-              <w:rPr>
-                <w:rFonts w:eastAsia="Calibri"/>
-                <w:sz w:val="24"/>
-                <w:szCs w:val="24"/>
-                <w:lang w:eastAsia="en-US"/>
-              </w:rPr>
-              <w:t>}</w:t>
-            </w:r>
-          </w:p>
-        </w:tc>
-      </w:tr>
-    </w:tbl>
     <w:p>
       <w:pPr>
         <w:spacing w:after="0" w:line="240" w:lineRule="auto"/>
+        <w:jc w:val="center"/>
         <w:rPr>
           <w:rFonts w:ascii="Times New Roman" w:eastAsia="Calibri" w:hAnsi="Times New Roman" w:cs="Times New Roman"/>
           <w:i/>
@@ -378,73 +444,10 @@
         <w:rPr>
           <w:rFonts w:ascii="Times New Roman" w:eastAsia="Calibri" w:hAnsi="Times New Roman" w:cs="Times New Roman"/>
           <w:i/>
-          <w:sz w:val="16"/>
-          <w:szCs w:val="16"/>
-        </w:rPr>
-        <w:tab/>
-      </w:r>
-      <w:r>
-        <w:rPr>
-          <w:rFonts w:ascii="Times New Roman" w:eastAsia="Calibri" w:hAnsi="Times New Roman" w:cs="Times New Roman"/>
-          <w:i/>
-          <w:sz w:val="16"/>
-          <w:szCs w:val="16"/>
-        </w:rPr>
-        <w:tab/>
-      </w:r>
-      <w:r>
-        <w:rPr>
-          <w:rFonts w:ascii="Times New Roman" w:eastAsia="Calibri" w:hAnsi="Times New Roman" w:cs="Times New Roman"/>
-          <w:i/>
-          <w:sz w:val="16"/>
-          <w:szCs w:val="16"/>
-        </w:rPr>
-        <w:tab/>
-      </w:r>
-      <w:r>
-        <w:rPr>
-          <w:rFonts w:ascii="Times New Roman" w:eastAsia="Calibri" w:hAnsi="Times New Roman" w:cs="Times New Roman"/>
-          <w:i/>
-          <w:sz w:val="16"/>
-          <w:szCs w:val="16"/>
-        </w:rPr>
-        <w:tab/>
-      </w:r>
-      <w:r>
-        <w:rPr>
-          <w:rFonts w:ascii="Times New Roman" w:eastAsia="Calibri" w:hAnsi="Times New Roman" w:cs="Times New Roman"/>
-          <w:i/>
-          <w:sz w:val="16"/>
-          <w:szCs w:val="16"/>
-        </w:rPr>
-        <w:tab/>
-      </w:r>
-      <w:r>
-        <w:rPr>
-          <w:rFonts w:ascii="Times New Roman" w:eastAsia="Calibri" w:hAnsi="Times New Roman" w:cs="Times New Roman"/>
-          <w:i/>
-          <w:sz w:val="16"/>
-          <w:szCs w:val="16"/>
-        </w:rPr>
-        <w:tab/>
-      </w:r>
-      <w:r>
-        <w:rPr>
-          <w:rFonts w:ascii="Times New Roman" w:eastAsia="Calibri" w:hAnsi="Times New Roman" w:cs="Times New Roman"/>
-          <w:i/>
           <w:sz w:val="18"/>
           <w:szCs w:val="18"/>
         </w:rPr>
         <w:t>(наименование квалификации)</w:t>
-      </w:r>
-      <w:r>
-        <w:rPr>
-          <w:rFonts w:ascii="Times New Roman" w:eastAsia="Calibri" w:hAnsi="Times New Roman" w:cs="Times New Roman"/>
-          <w:i/>
-          <w:sz w:val="18"/>
-          <w:szCs w:val="18"/>
-        </w:rPr>
-        <w:tab/>
       </w:r>
     </w:p>
     <w:p>
@@ -526,7 +529,25 @@
                 <w:szCs w:val="24"/>
                 <w:lang w:val="en-US"/>
               </w:rPr>
-              <w:t>${organisation}</w:t>
+              <w:t>${</w:t>
+            </w:r>
+            <w:proofErr w:type="spellStart"/>
+            <w:r>
+              <w:rPr>
+                <w:sz w:val="24"/>
+                <w:szCs w:val="24"/>
+                <w:lang w:val="en-US"/>
+              </w:rPr>
+              <w:t>organisation</w:t>
+            </w:r>
+            <w:proofErr w:type="spellEnd"/>
+            <w:r>
+              <w:rPr>
+                <w:sz w:val="24"/>
+                <w:szCs w:val="24"/>
+                <w:lang w:val="en-US"/>
+              </w:rPr>
+              <w:t>}</w:t>
             </w:r>
           </w:p>
         </w:tc>
@@ -3341,6 +3362,7 @@
           <w:lang w:eastAsia="ru-RU"/>
         </w:rPr>
       </w:pPr>
+      <w:proofErr w:type="gramStart"/>
       <w:r>
         <w:rPr>
           <w:rFonts w:ascii="Times New Roman" w:eastAsia="Arial Unicode MS" w:hAnsi="Times New Roman" w:cs="Times New Roman"/>
@@ -3358,7 +3380,18 @@
           <w:u w:val="single"/>
           <w:lang w:eastAsia="ru-RU"/>
         </w:rPr>
-        <w:t xml:space="preserve">      </w:t>
+        <w:t xml:space="preserve"> </w:t>
+      </w:r>
+      <w:proofErr w:type="gramEnd"/>
+      <w:r>
+        <w:rPr>
+          <w:rFonts w:ascii="Times New Roman" w:eastAsia="Arial Unicode MS" w:hAnsi="Times New Roman" w:cs="Times New Roman"/>
+          <w:sz w:val="23"/>
+          <w:szCs w:val="23"/>
+          <w:u w:val="single"/>
+          <w:lang w:eastAsia="ru-RU"/>
+        </w:rPr>
+        <w:t xml:space="preserve">     </w:t>
       </w:r>
       <w:r>
         <w:rPr>
@@ -3453,6 +3486,23 @@
         </w:rPr>
         <w:t>М.П.</w:t>
       </w:r>
+    </w:p>
+    <w:p>
+      <w:pPr>
+        <w:tabs>
+          <w:tab w:val="left" w:pos="2108"/>
+          <w:tab w:val="left" w:pos="5396"/>
+        </w:tabs>
+        <w:spacing w:after="0" w:line="230" w:lineRule="exact"/>
+        <w:ind w:left="20"/>
+        <w:rPr>
+          <w:rFonts w:ascii="Times New Roman" w:eastAsia="Arial Unicode MS" w:hAnsi="Times New Roman" w:cs="Times New Roman"/>
+          <w:b/>
+          <w:sz w:val="23"/>
+          <w:szCs w:val="23"/>
+          <w:lang w:eastAsia="ru-RU"/>
+        </w:rPr>
+      </w:pPr>
     </w:p>
     <w:sectPr>
       <w:footerReference w:type="even" r:id="rId6"/>
@@ -3976,6 +4026,7 @@
   <w:style w:type="paragraph" w:default="1" w:styleId="a">
     <w:name w:val="Normal"/>
     <w:qFormat/>
+    <w:rsid w:val="008E3E06"/>
   </w:style>
   <w:style w:type="character" w:default="1" w:styleId="a0">
     <w:name w:val="Default Paragraph Font"/>

--- a/storage/app/templates/otziv.docx
+++ b/storage/app/templates/otziv.docx
@@ -199,17 +199,7 @@
           <w:szCs w:val="24"/>
           <w:lang w:eastAsia="ru-RU"/>
         </w:rPr>
-        <w:t xml:space="preserve">ся по </w:t>
-      </w:r>
-      <w:proofErr w:type="gramStart"/>
-      <w:r>
-        <w:rPr>
-          <w:rFonts w:ascii="Times New Roman" w:eastAsia="Times New Roman" w:hAnsi="Times New Roman" w:cs="Times New Roman"/>
-          <w:sz w:val="24"/>
-          <w:szCs w:val="24"/>
-          <w:lang w:eastAsia="ru-RU"/>
-        </w:rPr>
-        <w:t>специальности</w:t>
+        <w:t>ся по специальности</w:t>
       </w:r>
       <w:r>
         <w:rPr>
@@ -228,18 +218,7 @@
           <w:u w:val="single"/>
           <w:lang w:eastAsia="ru-RU"/>
         </w:rPr>
-        <w:t xml:space="preserve"> $</w:t>
-      </w:r>
-      <w:proofErr w:type="gramEnd"/>
-      <w:r>
-        <w:rPr>
-          <w:rFonts w:ascii="Times New Roman" w:eastAsia="Times New Roman" w:hAnsi="Times New Roman" w:cs="Times New Roman"/>
-          <w:sz w:val="24"/>
-          <w:szCs w:val="24"/>
-          <w:u w:val="single"/>
-          <w:lang w:eastAsia="ru-RU"/>
-        </w:rPr>
-        <w:t>{</w:t>
+        <w:t xml:space="preserve"> ${</w:t>
       </w:r>
       <w:r>
         <w:rPr>
@@ -335,7 +314,6 @@
           <w:szCs w:val="24"/>
         </w:rPr>
       </w:pPr>
-      <w:proofErr w:type="gramStart"/>
       <w:r>
         <w:rPr>
           <w:rFonts w:ascii="Times New Roman" w:eastAsia="Calibri" w:hAnsi="Times New Roman" w:cs="Times New Roman"/>
@@ -351,73 +329,80 @@
           <w:sz w:val="24"/>
           <w:szCs w:val="24"/>
           <w:u w:val="single"/>
+          <w:lang w:eastAsia="ru-RU"/>
+        </w:rPr>
+        <w:t xml:space="preserve"> ${</w:t>
+      </w:r>
+      <w:r>
+        <w:rPr>
+          <w:rFonts w:ascii="Times New Roman" w:eastAsia="Times New Roman" w:hAnsi="Times New Roman" w:cs="Times New Roman"/>
+          <w:sz w:val="24"/>
+          <w:szCs w:val="24"/>
+          <w:u w:val="single"/>
           <w:lang w:val="en-US" w:eastAsia="ru-RU"/>
         </w:rPr>
-        <w:t xml:space="preserve"> $</w:t>
-      </w:r>
-      <w:proofErr w:type="gramEnd"/>
-      <w:r>
-        <w:rPr>
-          <w:rFonts w:ascii="Times New Roman" w:eastAsia="Times New Roman" w:hAnsi="Times New Roman" w:cs="Times New Roman"/>
-          <w:sz w:val="24"/>
-          <w:szCs w:val="24"/>
-          <w:u w:val="single"/>
-          <w:lang w:val="en-US" w:eastAsia="ru-RU"/>
-        </w:rPr>
-        <w:t>{qualification}</w:t>
-      </w:r>
-      <w:r>
-        <w:rPr>
-          <w:rFonts w:ascii="Times New Roman" w:eastAsia="Times New Roman" w:hAnsi="Times New Roman" w:cs="Times New Roman"/>
-          <w:sz w:val="24"/>
-          <w:szCs w:val="24"/>
-          <w:u w:val="single"/>
-          <w:lang w:val="en-US" w:eastAsia="ru-RU"/>
-        </w:rPr>
-        <w:tab/>
-      </w:r>
-      <w:r>
-        <w:rPr>
-          <w:rFonts w:ascii="Times New Roman" w:eastAsia="Times New Roman" w:hAnsi="Times New Roman" w:cs="Times New Roman"/>
-          <w:sz w:val="24"/>
-          <w:szCs w:val="24"/>
-          <w:u w:val="single"/>
-          <w:lang w:val="en-US" w:eastAsia="ru-RU"/>
-        </w:rPr>
-        <w:tab/>
-      </w:r>
-      <w:r>
-        <w:rPr>
-          <w:rFonts w:ascii="Times New Roman" w:eastAsia="Times New Roman" w:hAnsi="Times New Roman" w:cs="Times New Roman"/>
-          <w:sz w:val="24"/>
-          <w:szCs w:val="24"/>
-          <w:u w:val="single"/>
-          <w:lang w:val="en-US" w:eastAsia="ru-RU"/>
-        </w:rPr>
-        <w:tab/>
-      </w:r>
-      <w:r>
-        <w:rPr>
-          <w:rFonts w:ascii="Times New Roman" w:eastAsia="Times New Roman" w:hAnsi="Times New Roman" w:cs="Times New Roman"/>
-          <w:sz w:val="24"/>
-          <w:szCs w:val="24"/>
-          <w:u w:val="single"/>
-          <w:lang w:val="en-US" w:eastAsia="ru-RU"/>
-        </w:rPr>
-        <w:tab/>
-      </w:r>
-      <w:r>
-        <w:rPr>
-          <w:rFonts w:ascii="Times New Roman" w:eastAsia="Times New Roman" w:hAnsi="Times New Roman" w:cs="Times New Roman"/>
-          <w:sz w:val="24"/>
-          <w:szCs w:val="24"/>
-          <w:u w:val="single"/>
-          <w:lang w:val="en-US" w:eastAsia="ru-RU"/>
-        </w:rPr>
-        <w:tab/>
-      </w:r>
-      <w:bookmarkStart w:id="0" w:name="_GoBack"/>
-      <w:bookmarkEnd w:id="0"/>
+        <w:t>qualification</w:t>
+      </w:r>
+      <w:r>
+        <w:rPr>
+          <w:rFonts w:ascii="Times New Roman" w:eastAsia="Times New Roman" w:hAnsi="Times New Roman" w:cs="Times New Roman"/>
+          <w:sz w:val="24"/>
+          <w:szCs w:val="24"/>
+          <w:u w:val="single"/>
+          <w:lang w:eastAsia="ru-RU"/>
+        </w:rPr>
+        <w:t>}</w:t>
+      </w:r>
+      <w:r>
+        <w:rPr>
+          <w:rFonts w:ascii="Times New Roman" w:eastAsia="Times New Roman" w:hAnsi="Times New Roman" w:cs="Times New Roman"/>
+          <w:sz w:val="24"/>
+          <w:szCs w:val="24"/>
+          <w:u w:val="single"/>
+          <w:lang w:eastAsia="ru-RU"/>
+        </w:rPr>
+        <w:tab/>
+      </w:r>
+      <w:r>
+        <w:rPr>
+          <w:rFonts w:ascii="Times New Roman" w:eastAsia="Times New Roman" w:hAnsi="Times New Roman" w:cs="Times New Roman"/>
+          <w:sz w:val="24"/>
+          <w:szCs w:val="24"/>
+          <w:u w:val="single"/>
+          <w:lang w:eastAsia="ru-RU"/>
+        </w:rPr>
+        <w:tab/>
+      </w:r>
+      <w:r>
+        <w:rPr>
+          <w:rFonts w:ascii="Times New Roman" w:eastAsia="Times New Roman" w:hAnsi="Times New Roman" w:cs="Times New Roman"/>
+          <w:sz w:val="24"/>
+          <w:szCs w:val="24"/>
+          <w:u w:val="single"/>
+          <w:lang w:eastAsia="ru-RU"/>
+        </w:rPr>
+        <w:tab/>
+      </w:r>
+      <w:r>
+        <w:rPr>
+          <w:rFonts w:ascii="Times New Roman" w:eastAsia="Times New Roman" w:hAnsi="Times New Roman" w:cs="Times New Roman"/>
+          <w:sz w:val="24"/>
+          <w:szCs w:val="24"/>
+          <w:u w:val="single"/>
+          <w:lang w:eastAsia="ru-RU"/>
+        </w:rPr>
+        <w:tab/>
+      </w:r>
+      <w:r>
+        <w:rPr>
+          <w:rFonts w:ascii="Times New Roman" w:eastAsia="Times New Roman" w:hAnsi="Times New Roman" w:cs="Times New Roman"/>
+          <w:sz w:val="24"/>
+          <w:szCs w:val="24"/>
+          <w:u w:val="single"/>
+          <w:lang w:eastAsia="ru-RU"/>
+        </w:rPr>
+        <w:tab/>
+      </w:r>
       <w:r>
         <w:rPr>
           <w:rFonts w:ascii="Times New Roman" w:eastAsia="Times New Roman" w:hAnsi="Times New Roman" w:cs="Times New Roman"/>
@@ -3167,16 +3152,16 @@
         <w:tblLook w:val="04A0" w:firstRow="1" w:lastRow="0" w:firstColumn="1" w:lastColumn="0" w:noHBand="0" w:noVBand="1"/>
       </w:tblPr>
       <w:tblGrid>
-        <w:gridCol w:w="3544"/>
+        <w:gridCol w:w="4253"/>
+        <w:gridCol w:w="567"/>
+        <w:gridCol w:w="992"/>
         <w:gridCol w:w="709"/>
-        <w:gridCol w:w="1276"/>
-        <w:gridCol w:w="992"/>
         <w:gridCol w:w="2834"/>
       </w:tblGrid>
       <w:tr>
         <w:tc>
           <w:tcPr>
-            <w:tcW w:w="3544" w:type="dxa"/>
+            <w:tcW w:w="4253" w:type="dxa"/>
             <w:tcBorders>
               <w:bottom w:val="single" w:sz="4" w:space="0" w:color="auto"/>
             </w:tcBorders>
@@ -3185,7 +3170,6 @@
             <w:pPr>
               <w:spacing w:after="160"/>
               <w:contextualSpacing/>
-              <w:jc w:val="center"/>
               <w:rPr>
                 <w:rFonts w:eastAsia="Calibri"/>
                 <w:sz w:val="22"/>
@@ -3201,12 +3185,41 @@
                 <w:lang w:val="en-US" w:eastAsia="en-US"/>
               </w:rPr>
               <w:t>${position}</w:t>
+            </w:r>
+            <w:r>
+              <w:rPr>
+                <w:rFonts w:eastAsia="Calibri"/>
+                <w:sz w:val="22"/>
+                <w:szCs w:val="22"/>
+                <w:lang w:val="en-US" w:eastAsia="en-US"/>
+              </w:rPr>
+              <w:t xml:space="preserve"> ${</w:t>
+            </w:r>
+            <w:proofErr w:type="spellStart"/>
+            <w:r>
+              <w:rPr>
+                <w:rFonts w:eastAsia="Calibri"/>
+                <w:sz w:val="22"/>
+                <w:szCs w:val="22"/>
+                <w:lang w:val="en-US" w:eastAsia="en-US"/>
+              </w:rPr>
+              <w:t>organisation</w:t>
+            </w:r>
+            <w:proofErr w:type="spellEnd"/>
+            <w:r>
+              <w:rPr>
+                <w:rFonts w:eastAsia="Calibri"/>
+                <w:sz w:val="22"/>
+                <w:szCs w:val="22"/>
+                <w:lang w:val="en-US" w:eastAsia="en-US"/>
+              </w:rPr>
+              <w:t>}</w:t>
             </w:r>
           </w:p>
         </w:tc>
         <w:tc>
           <w:tcPr>
-            <w:tcW w:w="709" w:type="dxa"/>
+            <w:tcW w:w="567" w:type="dxa"/>
           </w:tcPr>
           <w:p>
             <w:pPr>
@@ -3224,7 +3237,7 @@
         </w:tc>
         <w:tc>
           <w:tcPr>
-            <w:tcW w:w="1276" w:type="dxa"/>
+            <w:tcW w:w="992" w:type="dxa"/>
             <w:tcBorders>
               <w:bottom w:val="single" w:sz="4" w:space="0" w:color="auto"/>
             </w:tcBorders>
@@ -3245,7 +3258,7 @@
         </w:tc>
         <w:tc>
           <w:tcPr>
-            <w:tcW w:w="992" w:type="dxa"/>
+            <w:tcW w:w="709" w:type="dxa"/>
           </w:tcPr>
           <w:p>
             <w:pPr>
@@ -3331,6 +3344,29 @@
           <w:lang w:eastAsia="ru-RU"/>
         </w:rPr>
         <w:tab/>
+      </w:r>
+      <w:r>
+        <w:rPr>
+          <w:rFonts w:ascii="Times New Roman" w:eastAsia="Arial Unicode MS" w:hAnsi="Times New Roman" w:cs="Times New Roman"/>
+          <w:i/>
+          <w:iCs/>
+          <w:sz w:val="20"/>
+          <w:szCs w:val="20"/>
+          <w:lang w:eastAsia="ru-RU"/>
+        </w:rPr>
+        <w:t xml:space="preserve">         </w:t>
+      </w:r>
+      <w:bookmarkStart w:id="0" w:name="_GoBack"/>
+      <w:bookmarkEnd w:id="0"/>
+      <w:r>
+        <w:rPr>
+          <w:rFonts w:ascii="Times New Roman" w:eastAsia="Arial Unicode MS" w:hAnsi="Times New Roman" w:cs="Times New Roman"/>
+          <w:i/>
+          <w:iCs/>
+          <w:sz w:val="20"/>
+          <w:szCs w:val="20"/>
+          <w:lang w:eastAsia="ru-RU"/>
+        </w:rPr>
         <w:t>Подпись</w:t>
       </w:r>
       <w:r>
@@ -3362,7 +3398,6 @@
           <w:lang w:eastAsia="ru-RU"/>
         </w:rPr>
       </w:pPr>
-      <w:proofErr w:type="gramStart"/>
       <w:r>
         <w:rPr>
           <w:rFonts w:ascii="Times New Roman" w:eastAsia="Arial Unicode MS" w:hAnsi="Times New Roman" w:cs="Times New Roman"/>
@@ -3380,18 +3415,7 @@
           <w:u w:val="single"/>
           <w:lang w:eastAsia="ru-RU"/>
         </w:rPr>
-        <w:t xml:space="preserve"> </w:t>
-      </w:r>
-      <w:proofErr w:type="gramEnd"/>
-      <w:r>
-        <w:rPr>
-          <w:rFonts w:ascii="Times New Roman" w:eastAsia="Arial Unicode MS" w:hAnsi="Times New Roman" w:cs="Times New Roman"/>
-          <w:sz w:val="23"/>
-          <w:szCs w:val="23"/>
-          <w:u w:val="single"/>
-          <w:lang w:eastAsia="ru-RU"/>
-        </w:rPr>
-        <w:t xml:space="preserve">     </w:t>
+        <w:t xml:space="preserve">      </w:t>
       </w:r>
       <w:r>
         <w:rPr>
